--- a/docs/Admin_Manual.docx
+++ b/docs/Admin_Manual.docx
@@ -558,6 +558,48 @@
           <w:szCs w:val="22"/>
         </w:rPr>
         <w:t xml:space="preserve">New members have no fingerprint enrolled. Contact a super_admin to queue a fingerprint enrollment job.</w:t>
+      </w:r>
+    </w:p>
+    <w:p>
+      <w:pPr>
+        <w:spacing w:after="120"/>
+      </w:pPr>
+      <w:r>
+        <w:t xml:space="preserve"/>
+      </w:r>
+    </w:p>
+    <w:p>
+      <w:pPr>
+        <w:spacing w:after="120"/>
+      </w:pPr>
+      <w:r>
+        <w:rPr>
+          <w:rFonts w:ascii="Arial" w:cs="Arial" w:eastAsia="Arial" w:hAnsi="Arial"/>
+          <w:color w:val="444444"/>
+          <w:sz w:val="24"/>
+          <w:szCs w:val="24"/>
+        </w:rPr>
+        <w:t xml:space="preserve">To add many members at once instead of one by one, click Import CSV next to Add member. Download the template, fill in one row per person (ID, full name, and unit), then upload it. You will see a preview showing which rows are ready and which have a problem — such as a missing field or a unit that is not recognised — before anything is created.</w:t>
+      </w:r>
+    </w:p>
+    <w:p>
+      <w:pPr>
+        <w:pBdr>
+          <w:left w:val="single" w:color="2E75B6" w:sz="12" w:space="8"/>
+        </w:pBdr>
+        <w:spacing w:after="120"/>
+        <w:ind w:left="360"/>
+      </w:pPr>
+      <w:r>
+        <w:rPr>
+          <w:rFonts w:ascii="Arial" w:cs="Arial" w:eastAsia="Arial" w:hAnsi="Arial"/>
+          <w:i/>
+          <w:iCs/>
+          <w:color w:val="555555"/>
+          <w:sz w:val="22"/>
+          <w:szCs w:val="22"/>
+        </w:rPr>
+        <w:t xml:space="preserve">Members created through CSV import start out Inactive. Review the imported list and activate each member once you are ready (typically after a super_admin has enrolled their fingerprint).</w:t>
       </w:r>
     </w:p>
     <w:p>
